--- a/financial_models/templates/Stock Analysis.docx
+++ b/financial_models/templates/Stock Analysis.docx
@@ -14,7 +14,7 @@
       </w:r>
       <w:r>
         <w:pict w14:anchorId="4FBCA910">
-          <v:rect id="_x0000_i1025" style="width:0;height:1.5pt" o:hralign="center" o:hrstd="t" o:hr="t" fillcolor="#a0a0a0" stroked="f"/>
+          <v:rect id="_x0000_i1121" style="width:0;height:1.5pt" o:hralign="center" o:hrstd="t" o:hr="t" fillcolor="#a0a0a0" stroked="f"/>
         </w:pict>
       </w:r>
     </w:p>
@@ -30,21 +30,7 @@
           <w:b/>
           <w:bCs/>
         </w:rPr>
-        <w:t>Stock Analysis Plan (</w:t>
-      </w:r>
-      <w:r>
-        <w:rPr>
-          <w:b/>
-          <w:bCs/>
-        </w:rPr>
-        <w:t>PCR</w:t>
-      </w:r>
-      <w:r>
-        <w:rPr>
-          <w:b/>
-          <w:bCs/>
-        </w:rPr>
-        <w:t xml:space="preserve"> Format)</w:t>
+        <w:t>Stock Analysis Plan</w:t>
       </w:r>
     </w:p>
     <w:p>
@@ -86,7 +72,13 @@
         </w:numPr>
       </w:pPr>
       <w:r>
-        <w:t>Actual Data: Sales, COGS, Selling &amp; Distribution Costs, Interest Expense, Tax Expense, D&amp;A, Capex, ΔWC.</w:t>
+        <w:t xml:space="preserve">Actual Data: Sales, COGS, Selling &amp; Distribution Costs, Interest Expense, Tax Expense, D&amp;A, Capex, </w:t>
+      </w:r>
+      <w:r>
+        <w:t>WCINV</w:t>
+      </w:r>
+      <w:r>
+        <w:t>.</w:t>
       </w:r>
     </w:p>
     <w:p>
@@ -111,67 +103,204 @@
         <w:rPr>
           <w:rFonts w:hint="eastAsia"/>
         </w:rPr>
-        <w:t xml:space="preserve">Given a </w:t>
-      </w:r>
-      <w:r>
-        <w:rPr>
-          <w:rFonts w:hint="eastAsia"/>
-        </w:rPr>
-        <w:t>Required</w:t>
-      </w:r>
-      <w:r>
-        <w:rPr>
-          <w:rFonts w:hint="eastAsia"/>
-        </w:rPr>
-        <w:t xml:space="preserve"> rate as input such as 8%</w:t>
-      </w:r>
-      <w:r>
-        <w:rPr>
-          <w:rFonts w:hint="eastAsia"/>
-        </w:rPr>
-        <w:t>, which is the best relatively risk-free rate the investor can get his hands on.</w:t>
-      </w:r>
-    </w:p>
-    <w:p>
-      <w:pPr>
-        <w:numPr>
-          <w:ilvl w:val="0"/>
-          <w:numId w:val="2"/>
-        </w:numPr>
-        <w:rPr>
-          <w:rFonts w:hint="eastAsia"/>
-        </w:rPr>
-      </w:pPr>
-      <w:r>
-        <w:rPr>
-          <w:rFonts w:hint="eastAsia"/>
-        </w:rPr>
-        <w:t xml:space="preserve">Given a </w:t>
-      </w:r>
-      <w:r>
-        <w:t>Perpetual Growth</w:t>
-      </w:r>
-      <w:r>
-        <w:rPr>
-          <w:rFonts w:hint="eastAsia"/>
-        </w:rPr>
-        <w:t xml:space="preserve"> rate. </w:t>
-      </w:r>
-      <w:r>
-        <w:t>After the explicit growth period, the company grows at a lower, stable rate (e.g., 0–3%).</w:t>
-      </w:r>
-    </w:p>
-    <w:p>
-      <w:pPr>
-        <w:rPr>
-          <w:rFonts w:hint="eastAsia"/>
-        </w:rPr>
-      </w:pPr>
+        <w:t xml:space="preserve">Given </w:t>
+      </w:r>
+      <w:r>
+        <w:rPr>
+          <w:rFonts w:hint="eastAsia"/>
+        </w:rPr>
+        <w:t>Equity cost of capital</w:t>
+      </w:r>
+      <w:r>
+        <w:rPr>
+          <w:rFonts w:hint="eastAsia"/>
+        </w:rPr>
+        <w:t xml:space="preserve"> as input </w:t>
+      </w:r>
+      <w:r>
+        <w:rPr>
+          <w:rFonts w:hint="eastAsia"/>
+        </w:rPr>
+        <w:t>(e.g., 8-10%)</w:t>
+      </w:r>
+      <w:r>
+        <w:rPr>
+          <w:rFonts w:hint="eastAsia"/>
+        </w:rPr>
+        <w:t xml:space="preserve">, which is </w:t>
+      </w:r>
+      <w:r>
+        <w:rPr>
+          <w:rFonts w:hint="eastAsia"/>
+        </w:rPr>
+        <w:t>provided by the model user</w:t>
+      </w:r>
+      <w:r>
+        <w:rPr>
+          <w:rFonts w:hint="eastAsia"/>
+        </w:rPr>
+        <w:t>.</w:t>
+      </w:r>
+    </w:p>
+    <w:p>
+      <w:pPr>
+        <w:rPr>
+          <w:b/>
+          <w:bCs/>
+        </w:rPr>
+      </w:pPr>
+      <w:r>
+        <w:rPr>
+          <w:rFonts w:hint="eastAsia"/>
+          <w:b/>
+          <w:bCs/>
+        </w:rPr>
+        <w:t xml:space="preserve">Definition of </w:t>
+      </w:r>
+      <w:r>
+        <w:rPr>
+          <w:rFonts w:hint="eastAsia"/>
+          <w:b/>
+          <w:bCs/>
+        </w:rPr>
+        <w:t>FCFE</w:t>
+      </w:r>
+      <w:r>
+        <w:rPr>
+          <w:rFonts w:hint="eastAsia"/>
+          <w:b/>
+          <w:bCs/>
+        </w:rPr>
+        <w:t>:</w:t>
+      </w:r>
+    </w:p>
+    <w:p>
+      <w:r>
+        <w:tab/>
+      </w:r>
+      <w:r>
+        <w:t xml:space="preserve">Represents the cash generated by a business that is available to </w:t>
+      </w:r>
+      <w:r>
+        <w:rPr>
+          <w:rFonts w:hint="eastAsia"/>
+        </w:rPr>
+        <w:t>equity holders</w:t>
+      </w:r>
+      <w:r>
+        <w:t xml:space="preserve"> after accounting for necessary reinvestments to maintain operations (i.e., maintenance capital expenditures). It focuses on long-term sustainability and reflects the cash an </w:t>
+      </w:r>
+      <w:r>
+        <w:rPr>
+          <w:rFonts w:hint="eastAsia"/>
+        </w:rPr>
+        <w:t>equity holder</w:t>
+      </w:r>
+      <w:r>
+        <w:t xml:space="preserve"> could theoretically extract without harming the business's competitive position.</w:t>
+      </w:r>
+      <w:r>
+        <w:rPr>
+          <w:rFonts w:hint="eastAsia"/>
+        </w:rPr>
+        <w:t xml:space="preserve"> (</w:t>
+      </w:r>
+      <w:r>
+        <w:rPr>
+          <w:rFonts w:hint="eastAsia"/>
+        </w:rPr>
+        <w:t>FCFE</w:t>
+      </w:r>
+      <w:r>
+        <w:rPr>
+          <w:rFonts w:hint="eastAsia"/>
+        </w:rPr>
+        <w:t xml:space="preserve"> is the </w:t>
+      </w:r>
+      <w:r>
+        <w:t>alias</w:t>
+      </w:r>
+      <w:r>
+        <w:rPr>
+          <w:rFonts w:hint="eastAsia"/>
+        </w:rPr>
+        <w:t xml:space="preserve"> </w:t>
+      </w:r>
+      <w:r>
+        <w:rPr>
+          <w:rFonts w:hint="eastAsia"/>
+        </w:rPr>
+        <w:t>I want to use for Owner</w:t>
+      </w:r>
+      <w:r>
+        <w:t>’</w:t>
+      </w:r>
+      <w:r>
+        <w:rPr>
+          <w:rFonts w:hint="eastAsia"/>
+        </w:rPr>
+        <w:t>s earnings)</w:t>
+      </w:r>
+    </w:p>
+    <w:p>
+      <w:pPr>
+        <w:rPr>
+          <w:rFonts w:hint="eastAsia"/>
+        </w:rPr>
+      </w:pPr>
+      <w:r>
+        <w:t>FCFE</w:t>
+      </w:r>
+      <w:r>
+        <w:t xml:space="preserve">=Net </w:t>
+      </w:r>
+      <w:proofErr w:type="spellStart"/>
+      <w:r>
+        <w:t>Income+D&amp;A−Maintenance</w:t>
+      </w:r>
+      <w:proofErr w:type="spellEnd"/>
+      <w:r>
+        <w:t xml:space="preserve"> </w:t>
+      </w:r>
+      <w:proofErr w:type="spellStart"/>
+      <w:r>
+        <w:t>Capex−</w:t>
+      </w:r>
+      <w:r>
+        <w:t>WCINV</w:t>
+      </w:r>
+      <w:r>
+        <w:rPr>
+          <w:rFonts w:hint="eastAsia"/>
+        </w:rPr>
+        <w:t>+Net</w:t>
+      </w:r>
+      <w:proofErr w:type="spellEnd"/>
+      <w:r>
+        <w:rPr>
+          <w:rFonts w:hint="eastAsia"/>
+        </w:rPr>
+        <w:t xml:space="preserve"> Borrowing</w:t>
+      </w:r>
+    </w:p>
+    <w:p>
       <w:r>
         <w:rPr>
           <w:rFonts w:hint="eastAsia"/>
         </w:rPr>
         <w:t>Data Preparation</w:t>
+      </w:r>
+      <w:r>
+        <w:rPr>
+          <w:rFonts w:hint="eastAsia"/>
+        </w:rPr>
+        <w:t xml:space="preserve"> to calculate </w:t>
+      </w:r>
+      <w:r>
+        <w:rPr>
+          <w:rFonts w:hint="eastAsia"/>
+        </w:rPr>
+        <w:t>FCFE</w:t>
       </w:r>
       <w:r>
         <w:t xml:space="preserve"> </w:t>
@@ -213,7 +342,15 @@
         </w:numPr>
       </w:pPr>
       <w:r>
-        <w:t>Calculate Contribution Margin = Total Sales - Total Variable Costs.</w:t>
+        <w:t xml:space="preserve">Deduct fixed costs (Admin &amp; General, Other Fixed </w:t>
+      </w:r>
+      <w:proofErr w:type="spellStart"/>
+      <w:r>
+        <w:t>OpEx</w:t>
+      </w:r>
+      <w:proofErr w:type="spellEnd"/>
+      <w:r>
+        <w:t>).</w:t>
       </w:r>
     </w:p>
     <w:p>
@@ -224,15 +361,19 @@
         </w:numPr>
       </w:pPr>
       <w:r>
-        <w:t xml:space="preserve">Deduct fixed costs (Admin &amp; General, Other Fixed </w:t>
-      </w:r>
-      <w:proofErr w:type="spellStart"/>
-      <w:r>
-        <w:t>OpEx</w:t>
-      </w:r>
-      <w:proofErr w:type="spellEnd"/>
-      <w:r>
-        <w:t>, Interest).</w:t>
+        <w:rPr>
+          <w:rFonts w:hint="eastAsia"/>
+        </w:rPr>
+        <w:t xml:space="preserve">Deduct </w:t>
+      </w:r>
+      <w:r>
+        <w:t>Interest</w:t>
+      </w:r>
+      <w:r>
+        <w:rPr>
+          <w:rFonts w:hint="eastAsia"/>
+        </w:rPr>
+        <w:t xml:space="preserve"> Expense</w:t>
       </w:r>
     </w:p>
     <w:p>
@@ -254,34 +395,183 @@
         </w:numPr>
       </w:pPr>
       <w:r>
-        <w:t>Adjust for D&amp;A, Capex - D&amp;A, and ΔWC to compute FCFF.</w:t>
-      </w:r>
-    </w:p>
-    <w:p>
-      <w:pPr>
-        <w:rPr>
-          <w:rFonts w:hint="eastAsia"/>
-        </w:rPr>
-      </w:pPr>
-      <w:r>
+        <w:rPr>
+          <w:rFonts w:hint="eastAsia"/>
+        </w:rPr>
+        <w:t>Add back</w:t>
+      </w:r>
+      <w:r>
+        <w:t xml:space="preserve"> for </w:t>
+      </w:r>
+      <w:r>
+        <w:t>Non-Cash Charges</w:t>
+      </w:r>
+      <w:r>
+        <w:rPr>
+          <w:rFonts w:hint="eastAsia"/>
+        </w:rPr>
+        <w:t xml:space="preserve"> like </w:t>
+      </w:r>
+      <w:r>
+        <w:t>D&amp;A</w:t>
+      </w:r>
+    </w:p>
+    <w:p>
+      <w:pPr>
+        <w:numPr>
+          <w:ilvl w:val="0"/>
+          <w:numId w:val="3"/>
+        </w:numPr>
+      </w:pPr>
+      <w:r>
+        <w:rPr>
+          <w:rFonts w:hint="eastAsia"/>
+        </w:rPr>
+        <w:t xml:space="preserve">Deduct maintenance Capex, which we will </w:t>
+      </w:r>
+      <w:r>
+        <w:rPr>
+          <w:rFonts w:hint="eastAsia"/>
+        </w:rPr>
+        <w:t xml:space="preserve">use </w:t>
+      </w:r>
+      <w:r>
+        <w:t xml:space="preserve">Maintenance Capex=Historical Avg. Maintenance Capex (if </w:t>
+      </w:r>
+      <w:proofErr w:type="gramStart"/>
+      <w:r>
+        <w:t>disclosed)OR</w:t>
+      </w:r>
+      <w:proofErr w:type="gramEnd"/>
+      <w:r>
+        <w:t>80%×Total Capex (industry benchmark)</w:t>
+      </w:r>
+      <w:r>
+        <w:rPr>
+          <w:rFonts w:hint="eastAsia"/>
+        </w:rPr>
+        <w:t>.</w:t>
+      </w:r>
+    </w:p>
+    <w:p>
+      <w:pPr>
+        <w:numPr>
+          <w:ilvl w:val="0"/>
+          <w:numId w:val="3"/>
+        </w:numPr>
+      </w:pPr>
+      <w:r>
+        <w:t>Does not explicitly adjust for changes in working capital</w:t>
+      </w:r>
+      <w:r>
+        <w:rPr>
+          <w:rFonts w:hint="eastAsia"/>
+        </w:rPr>
+        <w:t xml:space="preserve">, unless obviously </w:t>
+      </w:r>
+      <w:r>
+        <w:t>necessary</w:t>
+      </w:r>
+      <w:r>
+        <w:rPr>
+          <w:rFonts w:hint="eastAsia"/>
+        </w:rPr>
+        <w:t>.</w:t>
+      </w:r>
+      <w:r>
+        <w:rPr>
+          <w:rFonts w:hint="eastAsia"/>
+        </w:rPr>
+        <w:t xml:space="preserve"> </w:t>
+      </w:r>
+    </w:p>
+    <w:p>
+      <w:pPr>
+        <w:numPr>
+          <w:ilvl w:val="0"/>
+          <w:numId w:val="3"/>
+        </w:numPr>
+        <w:rPr>
+          <w:rFonts w:hint="eastAsia"/>
+        </w:rPr>
+      </w:pPr>
+      <w:r>
+        <w:t>Net Borrowing</w:t>
+      </w:r>
+      <w:r>
+        <w:rPr>
+          <w:rFonts w:hint="eastAsia"/>
+        </w:rPr>
+        <w:t xml:space="preserve"> is </w:t>
+      </w:r>
+      <w:r>
+        <w:t>always</w:t>
+      </w:r>
+      <w:r>
+        <w:rPr>
+          <w:rFonts w:hint="eastAsia"/>
+        </w:rPr>
+        <w:t xml:space="preserve"> 0. </w:t>
+      </w:r>
+      <w:r>
+        <w:t>Ignores debt (net borrowing/repayments) to focus on operational cash generation.</w:t>
+      </w:r>
+      <w:r>
+        <w:rPr>
+          <w:rFonts w:hint="eastAsia"/>
+        </w:rPr>
+        <w:t xml:space="preserve"> </w:t>
+      </w:r>
+      <w:r>
+        <w:rPr>
+          <w:rFonts w:hint="eastAsia"/>
+        </w:rPr>
+        <w:t xml:space="preserve">The model purposely undervalues the </w:t>
+      </w:r>
+      <w:r>
+        <w:rPr>
+          <w:rFonts w:hint="eastAsia"/>
+        </w:rPr>
+        <w:t>High leveraged compan</w:t>
+      </w:r>
+      <w:r>
+        <w:rPr>
+          <w:rFonts w:hint="eastAsia"/>
+        </w:rPr>
+        <w:t>ies.</w:t>
+      </w:r>
+    </w:p>
+    <w:p>
+      <w:pPr>
+        <w:rPr>
+          <w:b/>
+          <w:bCs/>
+        </w:rPr>
+      </w:pPr>
+      <w:r>
+        <w:rPr>
+          <w:b/>
+          <w:bCs/>
+        </w:rPr>
         <w:t xml:space="preserve">Estimate next year’s </w:t>
       </w:r>
       <w:r>
         <w:rPr>
           <w:rFonts w:hint="eastAsia"/>
+          <w:b/>
+          <w:bCs/>
         </w:rPr>
         <w:t>base case</w:t>
       </w:r>
       <w:r>
+        <w:rPr>
+          <w:b/>
+          <w:bCs/>
+        </w:rPr>
         <w:t xml:space="preserve"> earnings:</w:t>
       </w:r>
     </w:p>
     <w:p>
-      <w:pPr>
-        <w:rPr>
-          <w:rFonts w:hint="eastAsia"/>
-        </w:rPr>
-      </w:pPr>
       <w:r>
         <w:tab/>
       </w:r>
@@ -298,7 +588,13 @@
         <w:t xml:space="preserve">Normalized </w:t>
       </w:r>
       <w:r>
-        <w:t>Sales, COGS, Selling &amp; Distribution Costs, Interest Expense, Tax Expense, D&amp;A, Capex, ΔWC.</w:t>
+        <w:t xml:space="preserve">Sales, COGS, Selling &amp; Distribution Costs, Interest Expense, Tax Expense, D&amp;A, Capex, </w:t>
+      </w:r>
+      <w:r>
+        <w:t>WCINV</w:t>
+      </w:r>
+      <w:r>
+        <w:t>.</w:t>
       </w:r>
     </w:p>
     <w:p>
@@ -321,6 +617,12 @@
       </w:r>
     </w:p>
     <w:p>
+      <w:pPr>
+        <w:rPr>
+          <w:rFonts w:hint="eastAsia"/>
+          <w:lang w:val="en-HK"/>
+        </w:rPr>
+      </w:pPr>
       <w:r>
         <w:t>Result</w:t>
       </w:r>
@@ -333,38 +635,19 @@
         </w:numPr>
       </w:pPr>
       <w:r>
-        <w:t>Normalized Earnings (FCFF) reflecting sustainable earnings power.</w:t>
-      </w:r>
-    </w:p>
-    <w:p>
-      <w:pPr>
-        <w:pStyle w:val="a9"/>
-        <w:numPr>
-          <w:ilvl w:val="0"/>
-          <w:numId w:val="4"/>
-        </w:numPr>
-      </w:pPr>
-      <w:r>
-        <w:t xml:space="preserve">The </w:t>
-      </w:r>
-      <w:r>
-        <w:t>perpetual</w:t>
-      </w:r>
-      <w:r>
-        <w:t xml:space="preserve"> growth rate is assumed to be the 2%, the assumed normal inflation rate. </w:t>
-      </w:r>
-    </w:p>
-    <w:p>
-      <w:pPr>
-        <w:rPr>
-          <w:rFonts w:hint="eastAsia"/>
-        </w:rPr>
-      </w:pPr>
+        <w:rPr>
+          <w:rFonts w:hint="eastAsia"/>
+        </w:rPr>
+        <w:t>FCFE</w:t>
+      </w:r>
+      <w:r>
+        <w:t xml:space="preserve"> reflecting sustainable earnings power.</w:t>
+      </w:r>
     </w:p>
     <w:p>
       <w:r>
         <w:pict w14:anchorId="2DDF9D04">
-          <v:rect id="_x0000_i1027" style="width:0;height:1.5pt" o:hralign="center" o:hrstd="t" o:hr="t" fillcolor="#a0a0a0" stroked="f"/>
+          <v:rect id="_x0000_i1122" style="width:0;height:1.5pt" o:hralign="center" o:hrstd="t" o:hr="t" fillcolor="#a0a0a0" stroked="f"/>
         </w:pict>
       </w:r>
     </w:p>
@@ -423,247 +706,676 @@
         </w:rPr>
         <w:t>Intrinsic Value</w:t>
       </w:r>
-    </w:p>
-    <w:p>
-      <w:pPr>
-        <w:rPr>
-          <w:rFonts w:hint="eastAsia"/>
-        </w:rPr>
-      </w:pPr>
-      <w:r>
-        <w:rPr>
-          <w:rFonts w:hint="eastAsia"/>
-        </w:rPr>
-        <w:t xml:space="preserve">This model will use </w:t>
-      </w:r>
-      <w:r>
-        <w:t>Equity Bond Method</w:t>
-      </w:r>
-      <w:r>
-        <w:rPr>
-          <w:rFonts w:hint="eastAsia"/>
-        </w:rPr>
-        <w:t xml:space="preserve">, which </w:t>
-      </w:r>
-      <w:r>
-        <w:t xml:space="preserve">is to treats a company’s earnings as the equivalent of a bond’s coupon payments. </w:t>
-      </w:r>
-      <w:r>
-        <w:rPr>
-          <w:rFonts w:hint="eastAsia"/>
-        </w:rPr>
-        <w:t xml:space="preserve">The key is </w:t>
-      </w:r>
-      <w:r>
-        <w:t>comparing</w:t>
-      </w:r>
-      <w:r>
-        <w:t xml:space="preserve"> the earnings yield of the stock to the yield of a risk-free bond to determine whether the stock is undervalued.</w:t>
-      </w:r>
-    </w:p>
-    <w:p>
-      <w:r>
-        <w:rPr>
-          <w:rFonts w:hint="eastAsia"/>
-        </w:rPr>
-        <w:t xml:space="preserve">1. </w:t>
-      </w:r>
-      <w:r>
-        <w:t>Calculate Earnings Yield:</w:t>
-      </w:r>
-    </w:p>
-    <w:p>
-      <w:r>
-        <w:rPr>
-          <w:rFonts w:hint="eastAsia"/>
-        </w:rPr>
-        <w:t>Earnings Yield = Normalized FCFF per share/ Market Price</w:t>
-      </w:r>
-    </w:p>
-    <w:p>
-      <w:r>
-        <w:rPr>
-          <w:rFonts w:hint="eastAsia"/>
-        </w:rPr>
-        <w:t xml:space="preserve">2. </w:t>
-      </w:r>
-      <w:r>
-        <w:t>Compare to Risk-Free Rate:</w:t>
-      </w:r>
-    </w:p>
-    <w:p>
-      <w:pPr>
-        <w:ind w:firstLine="360"/>
-        <w:rPr>
-          <w:rFonts w:hint="eastAsia"/>
-        </w:rPr>
-      </w:pPr>
-      <w:r>
-        <w:t xml:space="preserve">Compare the earnings yield to the </w:t>
-      </w:r>
-      <w:r>
-        <w:rPr>
-          <w:rFonts w:hint="eastAsia"/>
-        </w:rPr>
-        <w:t>required</w:t>
-      </w:r>
-      <w:r>
-        <w:rPr>
-          <w:rFonts w:hint="eastAsia"/>
-        </w:rPr>
-        <w:t xml:space="preserve"> rate</w:t>
-      </w:r>
-    </w:p>
-    <w:p>
-      <w:pPr>
-        <w:ind w:firstLine="360"/>
-      </w:pPr>
-      <w:r>
-        <w:t xml:space="preserve">If the earnings yield is higher than the </w:t>
-      </w:r>
-      <w:r>
-        <w:rPr>
-          <w:rFonts w:hint="eastAsia"/>
-        </w:rPr>
-        <w:t>required</w:t>
-      </w:r>
-      <w:r>
-        <w:rPr>
-          <w:rFonts w:hint="eastAsia"/>
-        </w:rPr>
-        <w:t xml:space="preserve"> rate</w:t>
-      </w:r>
-      <w:r>
-        <w:t>, the stock may be undervalued.</w:t>
-      </w:r>
-    </w:p>
-    <w:p>
-      <w:pPr>
-        <w:rPr>
-          <w:rFonts w:hint="eastAsia"/>
-        </w:rPr>
-      </w:pPr>
-      <w:r>
-        <w:rPr>
-          <w:rFonts w:hint="eastAsia"/>
-        </w:rPr>
-        <w:t xml:space="preserve">3. </w:t>
-      </w:r>
-      <w:r>
-        <w:t>Assess Growth Potential:</w:t>
-      </w:r>
-    </w:p>
-    <w:p>
-      <w:pPr>
-        <w:ind w:firstLine="360"/>
-      </w:pPr>
-      <w:r>
-        <w:t>Unlike bonds, stocks have the potential for earnings growth. If the company can grow earnings over time, the effective yield (earnings yield + growth) will increase.</w:t>
-      </w:r>
-      <w:r>
-        <w:t xml:space="preserve"> </w:t>
-      </w:r>
-    </w:p>
-    <w:p>
-      <w:pPr>
-        <w:ind w:firstLine="360"/>
-        <w:rPr>
-          <w:rFonts w:hint="eastAsia"/>
-        </w:rPr>
-      </w:pPr>
-      <w:r>
-        <w:rPr>
-          <w:rFonts w:hint="eastAsia"/>
-        </w:rPr>
-        <w:lastRenderedPageBreak/>
-        <w:t xml:space="preserve">However, the growth rate should be assessed backwards using the market price or a </w:t>
-      </w:r>
-      <w:r>
-        <w:t>theocratical</w:t>
-      </w:r>
-      <w:r>
-        <w:rPr>
-          <w:rFonts w:hint="eastAsia"/>
-        </w:rPr>
-        <w:t xml:space="preserve"> price imagined using multiples.</w:t>
-      </w:r>
-    </w:p>
-    <w:p>
-      <w:r>
-        <w:rPr>
-          <w:rFonts w:hint="eastAsia"/>
-        </w:rPr>
-        <w:t xml:space="preserve">4. </w:t>
-      </w:r>
-      <w:r>
-        <w:t>Calculate Intrinsic Value:</w:t>
-      </w:r>
-    </w:p>
-    <w:p>
-      <w:r>
-        <w:tab/>
-      </w:r>
-      <w:r>
-        <w:rPr>
-          <w:rFonts w:hint="eastAsia"/>
-        </w:rPr>
-        <w:t>Intrinsic Value per share = Normalized FCFF per share / Required rate</w:t>
-      </w:r>
-    </w:p>
-    <w:p>
-      <w:r>
-        <w:tab/>
-      </w:r>
-      <w:r>
-        <w:t xml:space="preserve">The method assumes no growth in earnings, making it inherently conservative. If the company grows, </w:t>
-      </w:r>
-    </w:p>
-    <w:p>
-      <w:r>
-        <w:pict w14:anchorId="769768A8">
-          <v:rect id="_x0000_i1028" style="width:0;height:1.5pt" o:hralign="center" o:hrstd="t" o:hr="t" fillcolor="#a0a0a0" stroked="f"/>
-        </w:pict>
-      </w:r>
-    </w:p>
-    <w:p>
-      <w:pPr>
-        <w:rPr>
+      <w:r>
+        <w:rPr>
+          <w:rFonts w:hint="eastAsia"/>
           <w:b/>
           <w:bCs/>
         </w:rPr>
-      </w:pPr>
+        <w:t xml:space="preserve"> with no growth</w:t>
+      </w:r>
+      <w:r>
+        <w:t xml:space="preserve"> </w:t>
+      </w:r>
+      <w:r>
+        <w:rPr>
+          <w:rFonts w:hint="eastAsia"/>
+        </w:rPr>
+        <w:t>(</w:t>
+      </w:r>
       <w:r>
         <w:rPr>
           <w:b/>
           <w:bCs/>
         </w:rPr>
-        <w:t xml:space="preserve">Step </w:t>
-      </w:r>
-      <w:r>
-        <w:rPr>
+        <w:t>No-Growth DCF</w:t>
+      </w:r>
+      <w:r>
+        <w:rPr>
+          <w:rFonts w:hint="eastAsia"/>
           <w:b/>
           <w:bCs/>
         </w:rPr>
-        <w:t>4</w:t>
-      </w:r>
-      <w:r>
-        <w:rPr>
+        <w:t>)</w:t>
+      </w:r>
+    </w:p>
+    <w:p>
+      <w:r>
+        <w:rPr>
+          <w:rFonts w:hint="eastAsia"/>
+        </w:rPr>
+        <w:t xml:space="preserve">This model will use </w:t>
+      </w:r>
+      <w:r>
+        <w:t>Equity Bond Method</w:t>
+      </w:r>
+      <w:r>
+        <w:rPr>
+          <w:rFonts w:hint="eastAsia"/>
+        </w:rPr>
+        <w:t xml:space="preserve">, which </w:t>
+      </w:r>
+      <w:r>
+        <w:t xml:space="preserve">is to treats a company’s earnings as the equivalent of a bond’s coupon payments. </w:t>
+      </w:r>
+      <w:r>
+        <w:rPr>
+          <w:rFonts w:hint="eastAsia"/>
+        </w:rPr>
+        <w:t xml:space="preserve">The key is </w:t>
+      </w:r>
+      <w:r>
+        <w:t>comparing</w:t>
+      </w:r>
+      <w:r>
+        <w:t xml:space="preserve"> the earnings yield of the stock to the yield of a risk-free bond to determine whether the stock is undervalued.</w:t>
+      </w:r>
+    </w:p>
+    <w:p>
+      <w:r>
+        <w:rPr>
+          <w:rFonts w:hint="eastAsia"/>
+        </w:rPr>
+        <w:t xml:space="preserve">1. </w:t>
+      </w:r>
+      <w:r>
+        <w:t>Calculate Earnings Yield:</w:t>
+      </w:r>
+    </w:p>
+    <w:p>
+      <w:pPr>
+        <w:rPr>
+          <w:rFonts w:hint="eastAsia"/>
+        </w:rPr>
+      </w:pPr>
+      <w:r>
+        <w:rPr>
+          <w:rFonts w:hint="eastAsia"/>
+        </w:rPr>
+        <w:t xml:space="preserve">Earnings Yield = </w:t>
+      </w:r>
+      <w:r>
+        <w:rPr>
+          <w:rFonts w:hint="eastAsia"/>
+        </w:rPr>
+        <w:t>FCFE</w:t>
+      </w:r>
+      <w:r>
+        <w:rPr>
+          <w:rFonts w:hint="eastAsia"/>
+        </w:rPr>
+        <w:t xml:space="preserve">/ Market </w:t>
+      </w:r>
+      <w:r>
+        <w:rPr>
+          <w:rFonts w:hint="eastAsia"/>
+        </w:rPr>
+        <w:t>Cap</w:t>
+      </w:r>
+    </w:p>
+    <w:p>
+      <w:r>
+        <w:rPr>
+          <w:rFonts w:hint="eastAsia"/>
+        </w:rPr>
+        <w:lastRenderedPageBreak/>
+        <w:t xml:space="preserve">2. </w:t>
+      </w:r>
+      <w:r>
+        <w:t>Compare to Risk-Free Rate:</w:t>
+      </w:r>
+    </w:p>
+    <w:p>
+      <w:pPr>
+        <w:ind w:firstLine="360"/>
+      </w:pPr>
+      <w:r>
+        <w:t xml:space="preserve">Compare the earnings yield to the </w:t>
+      </w:r>
+      <w:r>
+        <w:rPr>
+          <w:rFonts w:hint="eastAsia"/>
+        </w:rPr>
+        <w:t>equity cost of capital</w:t>
+      </w:r>
+    </w:p>
+    <w:p>
+      <w:pPr>
+        <w:ind w:firstLine="360"/>
+      </w:pPr>
+      <w:r>
+        <w:t xml:space="preserve">If the earnings yield is higher than the </w:t>
+      </w:r>
+      <w:r>
+        <w:rPr>
+          <w:rFonts w:hint="eastAsia"/>
+        </w:rPr>
+        <w:t>equity cost of capital</w:t>
+      </w:r>
+      <w:r>
+        <w:t>, the stock may be undervalued.</w:t>
+      </w:r>
+    </w:p>
+    <w:p>
+      <w:r>
+        <w:rPr>
+          <w:rFonts w:hint="eastAsia"/>
+        </w:rPr>
+        <w:t>3</w:t>
+      </w:r>
+      <w:r>
+        <w:rPr>
+          <w:rFonts w:hint="eastAsia"/>
+        </w:rPr>
+        <w:t xml:space="preserve">. </w:t>
+      </w:r>
+      <w:r>
+        <w:t>Calculate Intrinsic Value</w:t>
+      </w:r>
+      <w:r>
+        <w:rPr>
+          <w:rFonts w:hint="eastAsia"/>
+        </w:rPr>
+        <w:t xml:space="preserve"> with no growth</w:t>
+      </w:r>
+      <w:r>
+        <w:t>:</w:t>
+      </w:r>
+    </w:p>
+    <w:p>
+      <w:r>
+        <w:tab/>
+      </w:r>
+      <w:r>
+        <w:rPr>
+          <w:rFonts w:hint="eastAsia"/>
+        </w:rPr>
+        <w:t xml:space="preserve">Intrinsic Value = </w:t>
+      </w:r>
+      <w:r>
+        <w:rPr>
+          <w:rFonts w:hint="eastAsia"/>
+        </w:rPr>
+        <w:t>FCFE</w:t>
+      </w:r>
+      <w:r>
+        <w:rPr>
+          <w:rFonts w:hint="eastAsia"/>
+        </w:rPr>
+        <w:t xml:space="preserve"> / </w:t>
+      </w:r>
+      <w:r>
+        <w:rPr>
+          <w:rFonts w:hint="eastAsia"/>
+        </w:rPr>
+        <w:t>Equity cost of capital</w:t>
+      </w:r>
+    </w:p>
+    <w:p>
+      <w:pPr>
+        <w:rPr>
+          <w:rFonts w:hint="eastAsia"/>
+        </w:rPr>
+      </w:pPr>
+      <w:r>
+        <w:tab/>
+      </w:r>
+      <w:r>
+        <w:t xml:space="preserve">The method assumes no growth in earnings, making it inherently conservative. If the company grows, </w:t>
+      </w:r>
+      <w:r>
+        <w:rPr>
+          <w:rFonts w:hint="eastAsia"/>
+        </w:rPr>
+        <w:t>then it</w:t>
+      </w:r>
+      <w:r>
+        <w:t>’</w:t>
+      </w:r>
+      <w:r>
+        <w:rPr>
+          <w:rFonts w:hint="eastAsia"/>
+        </w:rPr>
+        <w:t>s a bonus.</w:t>
+      </w:r>
+    </w:p>
+    <w:p>
+      <w:r>
+        <w:pict w14:anchorId="769768A8">
+          <v:rect id="_x0000_i1123" style="width:0;height:1.5pt" o:hralign="center" o:hrstd="t" o:hr="t" fillcolor="#a0a0a0" stroked="f"/>
+        </w:pict>
+      </w:r>
+    </w:p>
+    <w:p>
+      <w:pPr>
+        <w:rPr>
+          <w:rFonts w:hint="eastAsia"/>
           <w:b/>
           <w:bCs/>
         </w:rPr>
-        <w:t xml:space="preserve">: </w:t>
-      </w:r>
+      </w:pPr>
       <w:r>
         <w:rPr>
           <w:b/>
           <w:bCs/>
         </w:rPr>
-        <w:t>Sensitivity Analysis</w:t>
-      </w:r>
-    </w:p>
-    <w:p>
-      <w:r>
-        <w:t>Test how intrinsic value changes with different risk-free rates and growth assumptions.</w:t>
+        <w:t xml:space="preserve">Step </w:t>
+      </w:r>
+      <w:r>
+        <w:rPr>
+          <w:rFonts w:hint="eastAsia"/>
+          <w:b/>
+          <w:bCs/>
+        </w:rPr>
+        <w:t>3</w:t>
+      </w:r>
+      <w:r>
+        <w:rPr>
+          <w:b/>
+          <w:bCs/>
+        </w:rPr>
+        <w:t xml:space="preserve">: </w:t>
+      </w:r>
+      <w:r>
+        <w:rPr>
+          <w:rFonts w:hint="eastAsia"/>
+          <w:b/>
+          <w:bCs/>
+        </w:rPr>
+        <w:t>Access Growth rate with sensitivity analysis</w:t>
+      </w:r>
+    </w:p>
+    <w:p>
+      <w:r>
+        <w:t>If the company can grow earnings over time, the effective yield (earnings yield + growth) will increase.</w:t>
+      </w:r>
+    </w:p>
+    <w:p>
+      <w:r>
+        <w:rPr>
+          <w:rFonts w:hint="eastAsia"/>
+        </w:rPr>
+        <w:t>However, the model doesn</w:t>
+      </w:r>
+      <w:r>
+        <w:t>’</w:t>
+      </w:r>
+      <w:r>
+        <w:rPr>
+          <w:rFonts w:hint="eastAsia"/>
+        </w:rPr>
+        <w:t xml:space="preserve">t try to predict the growth rate. </w:t>
+      </w:r>
+      <w:r>
+        <w:t>Instead,</w:t>
+      </w:r>
+      <w:r>
+        <w:rPr>
+          <w:rFonts w:hint="eastAsia"/>
+        </w:rPr>
+        <w:t xml:space="preserve"> it tests to see at different market price, how much growth is implied given the model.</w:t>
+      </w:r>
+    </w:p>
+    <w:p/>
+    <w:p>
+      <w:pPr>
+        <w:rPr>
+          <w:rFonts w:hint="eastAsia"/>
+        </w:rPr>
+      </w:pPr>
+      <w:r>
+        <w:rPr>
+          <w:rFonts w:hint="eastAsia"/>
+        </w:rPr>
+        <w:t>P = market Price or other prices that the user wants to test</w:t>
+      </w:r>
+    </w:p>
+    <w:p>
+      <w:pPr>
+        <w:rPr>
+          <w:rFonts w:hint="eastAsia"/>
+        </w:rPr>
+      </w:pPr>
+      <w:r>
+        <w:rPr>
+          <w:rFonts w:hint="eastAsia"/>
+        </w:rPr>
+        <w:t>r = Equity Cost of Capital</w:t>
+      </w:r>
+    </w:p>
+    <w:p/>
+    <w:p>
+      <w:pPr>
+        <w:rPr>
+          <w:rFonts w:hint="eastAsia"/>
+        </w:rPr>
+      </w:pPr>
+      <w:r>
+        <w:rPr>
+          <w:rFonts w:hint="eastAsia"/>
+        </w:rPr>
+        <w:t>P = FCEF*(1+Implied g)</w:t>
+      </w:r>
+      <w:proofErr w:type="gramStart"/>
+      <w:r>
+        <w:rPr>
+          <w:rFonts w:hint="eastAsia"/>
+        </w:rPr>
+        <w:t>/(</w:t>
+      </w:r>
+      <w:proofErr w:type="gramEnd"/>
+      <w:r>
+        <w:rPr>
+          <w:rFonts w:hint="eastAsia"/>
+        </w:rPr>
+        <w:t>r-Implied g)</w:t>
+      </w:r>
+    </w:p>
+    <w:p>
+      <w:pPr>
+        <w:rPr>
+          <w:rFonts w:hint="eastAsia"/>
+        </w:rPr>
+      </w:pPr>
+      <w:r>
+        <w:t>Implied </w:t>
+      </w:r>
+      <w:r>
+        <w:rPr>
+          <w:i/>
+          <w:iCs/>
+        </w:rPr>
+        <w:t>g</w:t>
+      </w:r>
+      <w:r>
+        <w:t>=</w:t>
+      </w:r>
+      <w:r>
+        <w:rPr>
+          <w:rFonts w:hint="eastAsia"/>
+        </w:rPr>
+        <w:t>(r*P-FCFE)/(P</w:t>
+      </w:r>
+      <w:r>
+        <w:rPr>
+          <w:rFonts w:hint="eastAsia"/>
+        </w:rPr>
+        <w:t>+</w:t>
+      </w:r>
+      <w:r>
+        <w:rPr>
+          <w:rFonts w:hint="eastAsia"/>
+        </w:rPr>
+        <w:t>FCFE)</w:t>
+      </w:r>
+    </w:p>
+    <w:p>
+      <w:pPr>
+        <w:rPr>
+          <w:rFonts w:hint="eastAsia"/>
+        </w:rPr>
+      </w:pPr>
+    </w:p>
+    <w:p>
+      <w:pPr>
+        <w:rPr>
+          <w:rFonts w:hint="eastAsia"/>
+        </w:rPr>
+      </w:pPr>
+      <w:r>
+        <w:rPr>
+          <w:b/>
+          <w:bCs/>
+        </w:rPr>
+        <w:t xml:space="preserve">Step </w:t>
+      </w:r>
+      <w:r>
+        <w:rPr>
+          <w:rFonts w:hint="eastAsia"/>
+          <w:b/>
+          <w:bCs/>
+        </w:rPr>
+        <w:t>4</w:t>
+      </w:r>
+      <w:r>
+        <w:rPr>
+          <w:b/>
+          <w:bCs/>
+        </w:rPr>
+        <w:t>:</w:t>
+      </w:r>
+      <w:r>
+        <w:rPr>
+          <w:rFonts w:hint="eastAsia"/>
+          <w:b/>
+          <w:bCs/>
+        </w:rPr>
+        <w:t xml:space="preserve"> Understanding the Growth rate</w:t>
+      </w:r>
+    </w:p>
+    <w:p>
+      <w:pPr>
+        <w:rPr>
+          <w:rFonts w:hint="eastAsia"/>
+        </w:rPr>
+      </w:pPr>
+      <w:r>
+        <w:rPr>
+          <w:rFonts w:hint="eastAsia"/>
+        </w:rPr>
+        <w:t>The user of the model need</w:t>
+      </w:r>
+      <w:r>
+        <w:rPr>
+          <w:rFonts w:hint="eastAsia"/>
+        </w:rPr>
+        <w:t>s</w:t>
+      </w:r>
+      <w:r>
+        <w:rPr>
+          <w:rFonts w:hint="eastAsia"/>
+        </w:rPr>
+        <w:t xml:space="preserve"> to analyze which growth rate assumption is mostly likely and should be bet on.</w:t>
+      </w:r>
+    </w:p>
+    <w:p/>
+    <w:p>
+      <w:r>
+        <w:rPr>
+          <w:rFonts w:hint="eastAsia"/>
+        </w:rPr>
+        <w:t xml:space="preserve">To </w:t>
+      </w:r>
+      <w:r>
+        <w:rPr>
+          <w:rFonts w:hint="eastAsia"/>
+        </w:rPr>
+        <w:t>assist the user</w:t>
+      </w:r>
+      <w:r>
+        <w:rPr>
+          <w:rFonts w:hint="eastAsia"/>
+        </w:rPr>
+        <w:t xml:space="preserve">, the model needs to break the implied g into </w:t>
+      </w:r>
+      <w:r>
+        <w:t>n years of high growth at x%, followed by a perpetual growth rate of y%.</w:t>
+      </w:r>
+    </w:p>
+    <w:p/>
+    <w:p>
+      <w:pPr>
+        <w:rPr>
+          <w:rFonts w:hint="eastAsia"/>
+        </w:rPr>
+      </w:pPr>
+      <w:r>
+        <w:rPr>
+          <w:rFonts w:hint="eastAsia"/>
+        </w:rPr>
+        <w:t xml:space="preserve">User can then use his knowledge about the </w:t>
+      </w:r>
+      <w:r>
+        <w:t>compan</w:t>
+      </w:r>
+      <w:r>
+        <w:rPr>
+          <w:rFonts w:hint="eastAsia"/>
+        </w:rPr>
+        <w:t xml:space="preserve">y to determine if this implied growth </w:t>
+      </w:r>
+      <w:r>
+        <w:rPr>
+          <w:rFonts w:hint="eastAsia"/>
+        </w:rPr>
+        <w:t xml:space="preserve">rate </w:t>
+      </w:r>
+      <w:r>
+        <w:rPr>
+          <w:rFonts w:hint="eastAsia"/>
+        </w:rPr>
+        <w:t xml:space="preserve">is logically possibly and </w:t>
+      </w:r>
+      <w:r>
+        <w:rPr>
+          <w:rFonts w:hint="eastAsia"/>
+        </w:rPr>
+        <w:t xml:space="preserve">consequently which buy price is </w:t>
+      </w:r>
+      <w:r>
+        <w:t>favorable</w:t>
+      </w:r>
+      <w:r>
+        <w:rPr>
+          <w:rFonts w:hint="eastAsia"/>
+        </w:rPr>
+        <w:t xml:space="preserve"> to bet on.</w:t>
+      </w:r>
+    </w:p>
+    <w:p>
+      <w:pPr>
+        <w:rPr>
+          <w:rFonts w:hint="eastAsia"/>
+        </w:rPr>
+      </w:pPr>
+    </w:p>
+    <w:p>
+      <w:pPr>
+        <w:rPr>
+          <w:rFonts w:hint="eastAsia"/>
+          <w:b/>
+          <w:bCs/>
+        </w:rPr>
+      </w:pPr>
+      <w:r>
+        <w:rPr>
+          <w:b/>
+          <w:bCs/>
+        </w:rPr>
+        <w:t xml:space="preserve">Step </w:t>
+      </w:r>
+      <w:r>
+        <w:rPr>
+          <w:rFonts w:hint="eastAsia"/>
+          <w:b/>
+          <w:bCs/>
+        </w:rPr>
+        <w:t>5</w:t>
+      </w:r>
+      <w:r>
+        <w:rPr>
+          <w:b/>
+          <w:bCs/>
+        </w:rPr>
+        <w:t xml:space="preserve">: </w:t>
+      </w:r>
+      <w:r>
+        <w:rPr>
+          <w:rFonts w:hint="eastAsia"/>
+          <w:b/>
+          <w:bCs/>
+        </w:rPr>
+        <w:t>Stress Test</w:t>
+      </w:r>
+    </w:p>
+    <w:p>
+      <w:pPr>
+        <w:rPr>
+          <w:rFonts w:hint="eastAsia"/>
+        </w:rPr>
+      </w:pPr>
+      <w:r>
+        <w:rPr>
+          <w:rFonts w:hint="eastAsia"/>
+        </w:rPr>
+        <w:t xml:space="preserve">Once </w:t>
+      </w:r>
+      <w:r>
+        <w:rPr>
+          <w:rFonts w:hint="eastAsia"/>
+        </w:rPr>
+        <w:t xml:space="preserve">buy price </w:t>
+      </w:r>
+      <w:r>
+        <w:rPr>
+          <w:rFonts w:hint="eastAsia"/>
+        </w:rPr>
+        <w:t xml:space="preserve">is </w:t>
+      </w:r>
+      <w:r>
+        <w:t>determined</w:t>
+      </w:r>
+      <w:r>
+        <w:rPr>
+          <w:rFonts w:hint="eastAsia"/>
+        </w:rPr>
+        <w:t xml:space="preserve">. </w:t>
+      </w:r>
+      <w:r>
+        <w:t>C</w:t>
+      </w:r>
+      <w:r>
+        <w:rPr>
+          <w:rFonts w:hint="eastAsia"/>
+        </w:rPr>
+        <w:t>onduct stress-test to do a final check-up.</w:t>
+      </w:r>
+    </w:p>
+    <w:p>
+      <w:r>
+        <w:t>Stress-test variables:</w:t>
+      </w:r>
+    </w:p>
+    <w:p>
+      <w:pPr>
+        <w:rPr>
+          <w:rFonts w:hint="eastAsia"/>
+        </w:rPr>
+      </w:pPr>
+      <w:r>
+        <w:rPr>
+          <w:rFonts w:hint="eastAsia"/>
+        </w:rPr>
+        <w:t>Equity Cost of Capital</w:t>
+      </w:r>
+      <w:r>
+        <w:t>: ±1% changes.</w:t>
+      </w:r>
+    </w:p>
+    <w:p>
+      <w:pPr>
+        <w:rPr>
+          <w:rFonts w:hint="eastAsia"/>
+        </w:rPr>
+      </w:pPr>
+      <w:r>
+        <w:rPr>
+          <w:rFonts w:hint="eastAsia"/>
+        </w:rPr>
+        <w:t>Growth rate</w:t>
+      </w:r>
+      <w:r>
+        <w:t>: ±1% changes.</w:t>
       </w:r>
     </w:p>
     <w:sectPr>
